--- a/rapports/16_02_2026/JP_ADAMA/coh_EQ39_sup_143101000002.docx
+++ b/rapports/16_02_2026/JP_ADAMA/coh_EQ39_sup_143101000002.docx
@@ -25,7 +25,7 @@
         <w:br/>
         <w:t>Grappe: 143101000002</w:t>
         <w:br/>
-        <w:t>Date: 16/02/2026 a 12:41</w:t>
+        <w:t>Date: 16/02/2026 a 12:58</w:t>
       </w:r>
     </w:p>
     <w:p/>

--- a/rapports/16_02_2026/JP_ADAMA/coh_EQ39_sup_143101000002.docx
+++ b/rapports/16_02_2026/JP_ADAMA/coh_EQ39_sup_143101000002.docx
@@ -25,7 +25,7 @@
         <w:br/>
         <w:t>Grappe: 143101000002</w:t>
         <w:br/>
-        <w:t>Date: 16/02/2026 a 12:58</w:t>
+        <w:t>Date: 16/02/2026 a 13:06</w:t>
       </w:r>
     </w:p>
     <w:p/>
@@ -423,38 +423,6 @@
           </w:tcPr>
           <w:p>
             <w:r>
-              <w:t>Section12</w:t>
-            </w:r>
-          </w:p>
-        </w:tc>
-        <w:tc>
-          <w:tcPr>
-            <w:tcW w:type="dxa" w:w="3324"/>
-          </w:tcPr>
-          <w:p>
-            <w:r>
-              <w:t>Actifs du menage</w:t>
-            </w:r>
-          </w:p>
-        </w:tc>
-        <w:tc>
-          <w:tcPr>
-            <w:tcW w:type="dxa" w:w="3324"/>
-          </w:tcPr>
-          <w:p>
-            <w:r>
-              <w:t>8</w:t>
-            </w:r>
-          </w:p>
-        </w:tc>
-      </w:tr>
-      <w:tr>
-        <w:tc>
-          <w:tcPr>
-            <w:tcW w:type="dxa" w:w="3324"/>
-          </w:tcPr>
-          <w:p>
-            <w:r>
               <w:t>Section14</w:t>
             </w:r>
           </w:p>
@@ -498,6 +466,38 @@
           <w:p>
             <w:r>
               <w:t>Emploi - Activite secondaire</w:t>
+            </w:r>
+          </w:p>
+        </w:tc>
+        <w:tc>
+          <w:tcPr>
+            <w:tcW w:type="dxa" w:w="3324"/>
+          </w:tcPr>
+          <w:p>
+            <w:r>
+              <w:t>7</w:t>
+            </w:r>
+          </w:p>
+        </w:tc>
+      </w:tr>
+      <w:tr>
+        <w:tc>
+          <w:tcPr>
+            <w:tcW w:type="dxa" w:w="3324"/>
+          </w:tcPr>
+          <w:p>
+            <w:r>
+              <w:t>Section11</w:t>
+            </w:r>
+          </w:p>
+        </w:tc>
+        <w:tc>
+          <w:tcPr>
+            <w:tcW w:type="dxa" w:w="3324"/>
+          </w:tcPr>
+          <w:p>
+            <w:r>
+              <w:t>Caracteristiques logement</w:t>
             </w:r>
           </w:p>
         </w:tc>
@@ -871,7 +871,7 @@
         <w:rPr>
           <w:sz w:val="20"/>
         </w:rPr>
-        <w:t xml:space="preserve">- Peu probable! BALANTO NDIAYE  n'arrive pas  à comprendre un petit texte lu dans une langue locale (s02q03). Veuillez corriger ou donner des explications au QG. </w:t>
+        <w:t xml:space="preserve">- Peu probable! BALANTO NDIAYE  n'arrive pas  à comprendre un petit texte lu dans une langue locale (s02q03). Veuillez corriger ou donner des explications au QG. Attention ! Le frais de scolarité (54000 Fcfa) de BALANTO NDIAYE en 4ème année de Secondaire 1 (Moyen) Général est relativement élevé par rapport aux autres frais de scolarités observés dans cette zone. Prière de corriger ou de confirmer avec le QG. </w:t>
         <w:br/>
         <w:t xml:space="preserve">- Peu probable! BINTOU GOMIS  n'arrive pas  à comprendre un petit texte lu dans une langue locale (s02q03). Veuillez corriger ou donner des explications au QG. </w:t>
         <w:br/>
@@ -883,7 +883,7 @@
         <w:br/>
         <w:t xml:space="preserve">- Peu probable! MAMA SAGNA  n'arrive pas  à comprendre un petit texte lu dans une langue locale (s02q03). Veuillez corriger ou donner des explications au QG. Peu probable! MAMA SAGNA  ne sait ni lire, ni écrire, ni comprendre dans aucune des langues  (s02q01,s02q02,s02q03). Veuillez corriger ou donner des explications au QG. </w:t>
         <w:br/>
-        <w:t xml:space="preserve">- Peu probable! MARIAMA NDIAYE  n'arrive pas  à comprendre un petit texte lu dans une langue locale (s02q03). Veuillez corriger ou donner des explications au QG. Peu probable! MARIAMA NDIAYE  ne sait ni lire, ni écrire, ni comprendre dans aucune des langues  (s02q01,s02q02,s02q03). Veuillez corriger ou donner des explications au QG. Attention ! Le frais de scolarité (33000 Fcfa) de MARIAMA NDIAYE en 2ème année de Maternelle est relativement élevé par rapport aux autres frais de scolarités observés dans cette zone. Prière de corriger ou de confirmer avec le QG. </w:t>
+        <w:t xml:space="preserve">- Peu probable! MARIAMA NDIAYE  n'arrive pas  à comprendre un petit texte lu dans une langue locale (s02q03). Veuillez corriger ou donner des explications au QG. Peu probable! MARIAMA NDIAYE  ne sait ni lire, ni écrire, ni comprendre dans aucune des langues  (s02q01,s02q02,s02q03). Veuillez corriger ou donner des explications au QG. </w:t>
         <w:br/>
         <w:t xml:space="preserve">- Peu probable! MORELLE NDIAYE  n'arrive pas  à comprendre un petit texte lu dans une langue locale (s02q03). Veuillez corriger ou donner des explications au QG. Peu probable! MORELLE NDIAYE  ne sait ni lire, ni écrire, ni comprendre dans aucune des langues  (s02q01,s02q02,s02q03). Veuillez corriger ou donner des explications au QG. Peu plausible MORELLE NDIAYE fréquente au minimum le fondamental 1 mais ne sait ni lire ni comprendre la langue française, prière de corriger ou de confirmer avec le QG merci. Dans les milieux urbains c'est peu probable de voir une école dont les élèves ou étudiants ne dépensent pas en frais d'uniformes, prière de verifier pour MORELLE NDIAYE et corriger ou confirmer avec le QG. </w:t>
         <w:br/>
@@ -987,7 +987,7 @@
         <w:rPr>
           <w:sz w:val="20"/>
         </w:rPr>
-        <w:t>- Attention ! Le prix unitaire d'achat (100 Fcfa) de Manioc en tubercules en Morceau (Portion) (Petit) est relativement élevé par rapport aux autres prix observés dans cette zone. Prière de corriger ou de confirmer avec le QG. Avertissement!!! Le ménage a consommé 14 Sachets Petit de Sucre en poudre , cette quantité semble anormale pour une consommation des 7 derniers jours.Prière de corriger ou de confirmer avec le QG. Avertissement!!! Le ménage a consommé 7 Paquet Petit de Thé en sachet, cette quantité semble anormale pour une consommation des 7 derniers jours.Prière de corriger ou de confirmer avec le QG. Avertissement!! le prix unitaire (100 Fcfa) de Thé en sachet (unité: Paquet) de taille Petit est très faible ou élevé. Prière de corriger ou de confirmer avec le QG. Incohérence!! Dans ce ménage, chaque individus consomme par jour 18.79208 Kg  de cereale; Prière de revoir les quantités prises de ces produits.</w:t>
+        <w:t>- Avertissement!!! Le ménage a consommé 14 Sachets Petit de Sucre en poudre , cette quantité semble anormale pour une consommation des 7 derniers jours.Prière de corriger ou de confirmer avec le QG. Avertissement!!! Le ménage a consommé 7 Paquet Petit de Thé en sachet, cette quantité semble anormale pour une consommation des 7 derniers jours.Prière de corriger ou de confirmer avec le QG. Avertissement!! le prix unitaire (100 Fcfa) de Thé en sachet (unité: Paquet) de taille Petit est très faible ou élevé. Prière de corriger ou de confirmer avec le QG. Incohérence!! Dans ce ménage, chaque individus consomme par jour 35.29039 Kg  de cereale; Prière de revoir les quantités prises de ces produits.</w:t>
       </w:r>
     </w:p>
     <w:p>
@@ -1113,9 +1113,7 @@
         <w:rPr>
           <w:sz w:val="20"/>
         </w:rPr>
-        <w:t xml:space="preserve">- Attention ! Fer à repasser à charbon a été achété à 10000 Fcfa est relativement élevé par rapport aux autres prix d'achat observés dans cette zone. Prière de corriger ou de confirmer avec le QG. </w:t>
-        <w:br/>
-        <w:t>- Attention ! Matelas simple a été revendu à 100000 Fcfa qui est relativement élevé par rapport aux autres prix de revente observés dans cette zone. Prière de corriger ou de confirmer avec le QG.</w:t>
+        <w:t>- Attention ! Fer à repasser à charbon a été achété à 10000 Fcfa est relativement élevé par rapport aux autres prix d'achat observés dans cette zone. Prière de corriger ou de confirmer avec le QG.</w:t>
       </w:r>
     </w:p>
     <w:p>
@@ -1795,7 +1793,7 @@
         <w:rPr>
           <w:sz w:val="20"/>
         </w:rPr>
-        <w:t>- Attention ! Le prix unitaire d'achat (100 Fcfa) de Piment séché en Sachets (Petit) est relativement élevé par rapport aux autres prix observés dans cette zone. Prière de corriger ou de confirmer avec le QG. Attention ! Le prix unitaire d'achat (200 Fcfa) de Feuilles de  Haricot en Tas (Moyen) est relativement élevé par rapport aux autres prix observés dans cette zone. Prière de corriger ou de confirmer avec le QG. Attention ! Le prix unitaire d'achat (2000 Fcfa) de Mâchoiron Frais en Tas (Moyen) est relativement élevé par rapport aux autres prix observés dans cette zone. Prière de corriger ou de confirmer avec le QG. Avertissement!!! Le ménage a consommé 7 Paquet Tres petit de Thé en sachet, cette quantité semble anormale pour une consommation des 7 derniers jours.Prière de corriger ou de confirmer avec le QG. Avertissement!! le prix unitaire (125 Fcfa) de Thé en sachet (unité: Paquet) de taille Tres petit est très faible ou élevé. Prière de corriger ou de confirmer avec le QG. Avertissement!!!Le ménage a consommé 63 Kg de taille unique de Riz importé parfumé  ce qui semble incoherent pour une consommation aucours des 7 derniers jours, prière de verifier et corriger. Incohérence!! Dans ce ménage, chaque individus consomme par jour 9.394137 Kg  de cereale; Prière de revoir les quantités prises de ces produits. Avertissement!!!Le ménage a consommé 84 miche de Moyen de Pain moderne (Baguette)  ce qui semble incoherent pour une consommation aucours des 7 derniers jours, prière de verifier et corriger.</w:t>
+        <w:t>- Attention ! Le prix unitaire d'achat (100 Fcfa) de Piment séché en Sachets (Petit) est relativement élevé par rapport aux autres prix observés dans cette zone. Prière de corriger ou de confirmer avec le QG. Attention ! Le prix unitaire d'achat (200 Fcfa) de Feuilles de  Haricot en Tas (Moyen) est relativement élevé par rapport aux autres prix observés dans cette zone. Prière de corriger ou de confirmer avec le QG. Attention ! Le prix unitaire d'achat (2000 Fcfa) de Mâchoiron Frais en Tas (Moyen) est relativement élevé par rapport aux autres prix observés dans cette zone. Prière de corriger ou de confirmer avec le QG. Avertissement!!! Le ménage a consommé 7 Paquet Tres petit de Thé en sachet, cette quantité semble anormale pour une consommation des 7 derniers jours.Prière de corriger ou de confirmer avec le QG. Avertissement!! le prix unitaire (125 Fcfa) de Thé en sachet (unité: Paquet) de taille Tres petit est très faible ou élevé. Prière de corriger ou de confirmer avec le QG. Avertissement!!!Le ménage a consommé 63 Kg de taille unique de Riz importé parfumé  ce qui semble incoherent pour une consommation aucours des 7 derniers jours, prière de verifier et corriger. Incohérence!! Dans ce ménage, chaque individus consomme par jour 15.16384 Kg  de cereale; Prière de revoir les quantités prises de ces produits. Attention ! Le prix unitaire d'achat (18000 Fcfa) de Riz importé parfumé en Sac (50 Kg) (taille unique) est relativement élevé par rapport aux autres prix observés dans cette zone. Prière de corriger ou de confirmer avec le QG. Avertissement!!!Le ménage a consommé 84 miche de Moyen de Pain moderne (Baguette)  ce qui semble incoherent pour une consommation aucours des 7 derniers jours, prière de verifier et corriger.</w:t>
       </w:r>
     </w:p>
     <w:p>
@@ -1904,7 +1902,7 @@
         </w:rPr>
         <w:t xml:space="preserve">- Attention ! Faucheuse a été revendu à 2000 Fcfa qui est relativement élevé par rapport aux autres prix de revente observés dans cette zone. Prière de corriger ou de confirmer avec le QG. </w:t>
         <w:br/>
-        <w:t>- Attention ! Machette a été achété à 5000 Fcfa est relativement élevé par rapport aux autres prix d'achat observés dans cette zone. Prière de corriger ou de confirmer avec le QG. Attention ! Machette a été revendu à 5000 Fcfa qui est relativement élevé par rapport aux autres prix de revente observés dans cette zone. Prière de corriger ou de confirmer avec le QG.</w:t>
+        <w:t>- Attention ! Machette a été revendu à 5000 Fcfa qui est relativement élevé par rapport aux autres prix de revente observés dans cette zone. Prière de corriger ou de confirmer avec le QG.</w:t>
       </w:r>
     </w:p>
     <w:p>
@@ -2261,8 +2259,6 @@
         <w:rPr>
           <w:sz w:val="20"/>
         </w:rPr>
-        <w:t xml:space="preserve">- Attention ! Le montant (2500 Fcfa) dépensé ou reçu en cadeau pour les cartes prépayées, les transferts de crédit et les abonnements de  ALPHA SEYDI est relativement élevé par rapport aux autres montants depansés observés dans cette zone. Prière de corriger ou de confirmer avec le QG. </w:t>
-        <w:br/>
         <w:t>- La catégorie socioprofessionnelle de la mère biologique de  LIMAMOU CISSE n'est pas coherente avec les réponses des questions s01q35 et s01q36, prière de corriger ou de confirmer cette informations avec le QG. Incoherence! LIMAMOU CISSE dispose d'un téléphone portable à s01q39, donc la raison évoquée ne peut pas être (ne dispose pas d'appareil).</w:t>
       </w:r>
     </w:p>
@@ -2387,7 +2383,7 @@
         <w:rPr>
           <w:sz w:val="20"/>
         </w:rPr>
-        <w:t>- Attention ! Le prix unitaire d'achat (2500 Fcfa) de Orange  en Tas (Moyen) est relativement élevé par rapport aux autres prix observés dans cette zone. Prière de corriger ou de confirmer avec le QG. Attention ! Le prix unitaire d'achat (37.5 Fcfa) de Cube alimentaire (Maggi, Jumbo, ) en Cube (Moyen) est relativement élevé par rapport aux autres prix observés dans cette zone. Prière de corriger ou de confirmer avec le QG. Avertissement!!! Le ménage a consommé 27 Sachets Petit de Sucre en poudre , cette quantité semble anormale pour une consommation des 7 derniers jours.Prière de corriger ou de confirmer avec le QG. Avertissement!!! Le ménage a consommé 7 Paquet Petit de Thé en sachet, cette quantité semble anormale pour une consommation des 7 derniers jours.Prière de corriger ou de confirmer avec le QG. Avertissement!! le prix unitaire (125 Fcfa) de Thé en sachet (unité: Paquet) de taille Petit est très faible ou élevé. Prière de corriger ou de confirmer avec le QG. Attention ! Le prix unitaire d'achat (125 Fcfa) de Thé en sachet en Paquet (Petit) est relativement élevé par rapport aux autres prix observés dans cette zone. Prière de corriger ou de confirmer avec le QG. Difficile de consommer le Sel en Boite (Autre que la boite/pot de tomate) Grand prière de verifier. Incohérence!! Dans ce ménage, chaque individus consomme par jour 10.77381 Kg  de cereale; Prière de revoir les quantités prises de ces produits.</w:t>
+        <w:t>- Attention ! Le prix unitaire d'achat (2500 Fcfa) de Orange  en Tas (Moyen) est relativement élevé par rapport aux autres prix observés dans cette zone. Prière de corriger ou de confirmer avec le QG. Attention ! Le prix unitaire d'achat (37.5 Fcfa) de Cube alimentaire (Maggi, Jumbo, ) en Cube (Moyen) est relativement élevé par rapport aux autres prix observés dans cette zone. Prière de corriger ou de confirmer avec le QG. Avertissement!!! Le ménage a consommé 27 Sachets Petit de Sucre en poudre , cette quantité semble anormale pour une consommation des 7 derniers jours.Prière de corriger ou de confirmer avec le QG. Avertissement!!! Le ménage a consommé 7 Paquet Petit de Thé en sachet, cette quantité semble anormale pour une consommation des 7 derniers jours.Prière de corriger ou de confirmer avec le QG. Avertissement!! le prix unitaire (125 Fcfa) de Thé en sachet (unité: Paquet) de taille Petit est très faible ou élevé. Prière de corriger ou de confirmer avec le QG. Attention ! Le prix unitaire d'achat (125 Fcfa) de Thé en sachet en Paquet (Petit) est relativement élevé par rapport aux autres prix observés dans cette zone. Prière de corriger ou de confirmer avec le QG. Difficile de consommer le Sel en Boite (Autre que la boite/pot de tomate) Grand prière de verifier. Incohérence!! Dans ce ménage, chaque individus consomme par jour 18.23299 Kg  de cereale; Prière de revoir les quantités prises de ces produits.</w:t>
       </w:r>
     </w:p>
     <w:p>
@@ -2966,7 +2962,7 @@
         <w:rPr>
           <w:sz w:val="20"/>
         </w:rPr>
-        <w:t>- Attention ! Le prix unitaire d'achat (25 Fcfa) de Poivre en Sachets (Petit) est relativement faible par rapport aux autres prix observés dans cette zone. Prière de corriger ou de confirmer avec le QG. Attention ! Le prix unitaire d'achat (50 Fcfa) de Lait en poudre en Sachets (Petit) est relativement faible par rapport aux autres prix observés dans cette zone. Prière de corriger ou de confirmer avec le QG. Avertissement!!! Le ménage a consommé 2 Paquet Petit de Thé en sachet, cette quantité semble anormale pour une consommation des 7 derniers jours.Prière de corriger ou de confirmer avec le QG. Avertissement!! le prix unitaire (125 Fcfa) de Thé en sachet (unité: Paquet) de taille Petit est très faible ou élevé. Prière de corriger ou de confirmer avec le QG. Attention ! Le prix unitaire d'achat (125 Fcfa) de Thé en sachet en Paquet (Petit) est relativement élevé par rapport aux autres prix observés dans cette zone. Prière de corriger ou de confirmer avec le QG. Difficile de consommer le Sel en Tas Petit prière de verifier. Incohérence!! Dans ce ménage, chaque individus consomme par jour 74.88381 Kg  de cereale; Prière de revoir les quantités prises de ces produits.</w:t>
+        <w:t>- Attention ! Le prix unitaire d'achat (250 Fcfa) de Mâchoiron Frais en Tas (Petit) est relativement faible par rapport aux autres prix observés dans cette zone. Prière de corriger ou de confirmer avec le QG. Avertissement!!! Le ménage a consommé 2 Paquet Petit de Thé en sachet, cette quantité semble anormale pour une consommation des 7 derniers jours.Prière de corriger ou de confirmer avec le QG. Avertissement!! le prix unitaire (125 Fcfa) de Thé en sachet (unité: Paquet) de taille Petit est très faible ou élevé. Prière de corriger ou de confirmer avec le QG. Attention ! Le prix unitaire d'achat (125 Fcfa) de Thé en sachet en Paquet (Petit) est relativement élevé par rapport aux autres prix observés dans cette zone. Prière de corriger ou de confirmer avec le QG. Difficile de consommer le Sel en Tas Petit prière de verifier. Incohérence!! Dans ce ménage, chaque individus consomme par jour 132.3771 Kg  de cereale; Prière de revoir les quantités prises de ces produits.</w:t>
       </w:r>
     </w:p>
     <w:p>
@@ -3009,27 +3005,6 @@
           <w:sz w:val="20"/>
         </w:rPr>
         <w:t>- Avertissement!!! Le ménage de MEISSA MANE a comme taille 3 personnes dont ils vivent à SEDHIOU Urbain et aucune d'entre ne possède une entreprise non agricole, prière de revoir cette partie de la section 10 de ce menage.</w:t>
-      </w:r>
-    </w:p>
-    <w:p>
-      <w:r>
-        <w:rPr>
-          <w:b/>
-          <w:color w:val="4672C4"/>
-          <w:sz w:val="22"/>
-        </w:rPr>
-        <w:t>&gt;&gt; Section12 - Actifs du menage</w:t>
-      </w:r>
-    </w:p>
-    <w:p>
-      <w:pPr>
-        <w:ind w:left="283"/>
-      </w:pPr>
-      <w:r>
-        <w:rPr>
-          <w:sz w:val="20"/>
-        </w:rPr>
-        <w:t>- Attention ! Téléphone portable a été achété à 6000 Fcfa est relativement faible par rapport aux autres prix d'achat observés dans cette zone. Prière de corriger ou de confirmer avec le QG.</w:t>
       </w:r>
     </w:p>
     <w:p>
@@ -3484,7 +3459,7 @@
         <w:br/>
         <w:t xml:space="preserve">- L'ethni de Tening FICOU est Ndiago, prière de bien classer cet ethni qui existe soit dans la liste des ethni ou n'éxiste pas comme ethni. </w:t>
         <w:br/>
-        <w:t xml:space="preserve">- L'ethni de Yama MENDY est Ndiago, prière de bien classer cet ethni qui existe soit dans la liste des ethni ou n'éxiste pas comme ethni. Attention ! Le montant (200 Fcfa) dépensé ou reçu en cadeau pour les cartes prépayées, les transferts de crédit et les abonnements de  Yama MENDY est relativement faible par rapport aux autres montants depansés observés dans cette zone. Prière de corriger ou de confirmer avec le QG. </w:t>
+        <w:t xml:space="preserve">- L'ethni de Yama MENDY est Ndiago, prière de bien classer cet ethni qui existe soit dans la liste des ethni ou n'éxiste pas comme ethni. </w:t>
         <w:br/>
         <w:t xml:space="preserve">- L'ethni de Youssouph DIOCOU est ndiago, prière de bien classer cet ethni qui existe soit dans la liste des ethni ou n'éxiste pas comme ethni. </w:t>
         <w:br/>
@@ -3533,7 +3508,7 @@
         <w:br/>
         <w:t xml:space="preserve">- Peu probable! Baba DIOCOU  n'arrive pas  à comprendre un petit texte lu dans une langue locale (s02q03). Veuillez corriger ou donner des explications au QG. Dans les milieux urbains c'est peu probable de voir une école dont les élèves ou étudiants ne dépensent pas en frais d'uniformes, prière de verifier pour Baba DIOCOU et corriger ou confirmer avec le QG. </w:t>
         <w:br/>
-        <w:t xml:space="preserve">- Peu probable! Bana DIOCOU  n'arrive pas  à comprendre un petit texte lu dans une langue locale (s02q03). Veuillez corriger ou donner des explications au QG. </w:t>
+        <w:t xml:space="preserve">- Peu probable! Bana DIOCOU  n'arrive pas  à comprendre un petit texte lu dans une langue locale (s02q03). Veuillez corriger ou donner des explications au QG. Attention ! Le frais de scolarité (27500 Fcfa) de Bana DIOCOU en 3ème année de Maternelle est relativement élevé par rapport aux autres frais de scolarités observés dans cette zone. Prière de corriger ou de confirmer avec le QG. </w:t>
         <w:br/>
         <w:t xml:space="preserve">- Peu probable! Boucary DIOCOU  n'arrive pas  à comprendre un petit texte lu dans une langue locale (s02q03). Veuillez corriger ou donner des explications au QG. </w:t>
         <w:br/>
@@ -3727,7 +3702,7 @@
         <w:rPr>
           <w:sz w:val="20"/>
         </w:rPr>
-        <w:t>- Attention ! Le prix unitaire d'achat (200 Fcfa) de Silure séché en Morceau (Portion) (Petit) est relativement élevé par rapport aux autres prix observés dans cette zone. Prière de corriger ou de confirmer avec le QG. Avertissement!! La quantité (7 litre) du produit Huile de soja  consommée  par le ménage semble très élevé, prière de corriger ou confirmer avec le QG. Avertissement!!! Le ménage a consommé 12 Tas Moyen de Mâchoiron Frais, cette quantité semble anormale pour une consommation des 7 derniers jours.Prière de corriger ou de confirmer avec le QG. Avertissement!!! Le ménage a consommé 5 Paquet Moyen de Thé en sachet, cette quantité semble anormale pour une consommation des 7 derniers jours.Prière de corriger ou de confirmer avec le QG. Avertissement!! le prix unitaire (25 Fcfa) de Thé en sachet (unité: Paquet) de taille Moyen est très faible ou élevé. Prière de corriger ou de confirmer avec le QG. Attention ! Le prix unitaire d'achat (25 Fcfa) de Thé en sachet en Paquet (Moyen) est relativement faible par rapport aux autres prix observés dans cette zone. Prière de corriger ou de confirmer avec le QG. Avertissement!!!Le ménage a consommé 75 Kg de taille unique de Riz importé parfumé  ce qui semble incoherent pour une consommation aucours des 7 derniers jours, prière de verifier et corriger.</w:t>
+        <w:t>- Attention ! Le prix unitaire d'achat (200 Fcfa) de Capitaine frais en Tas (Petit) est relativement faible par rapport aux autres prix observés dans cette zone. Prière de corriger ou de confirmer avec le QG. Attention ! Le prix unitaire d'achat (200 Fcfa) de Silure séché en Morceau (Portion) (Petit) est relativement élevé par rapport aux autres prix observés dans cette zone. Prière de corriger ou de confirmer avec le QG. Attention ! Le prix unitaire d'achat (700 Fcfa) de Mil en Kg (taille unique) est relativement élevé par rapport aux autres prix observés dans cette zone. Prière de corriger ou de confirmer avec le QG. Avertissement!! La quantité (7 litre) du produit Huile de soja  consommée  par le ménage semble très élevé, prière de corriger ou confirmer avec le QG. Avertissement!!! Le ménage a consommé 12 Tas Moyen de Mâchoiron Frais, cette quantité semble anormale pour une consommation des 7 derniers jours.Prière de corriger ou de confirmer avec le QG. Avertissement!!! Le ménage a consommé 5 Paquet Moyen de Thé en sachet, cette quantité semble anormale pour une consommation des 7 derniers jours.Prière de corriger ou de confirmer avec le QG. Avertissement!! le prix unitaire (25 Fcfa) de Thé en sachet (unité: Paquet) de taille Moyen est très faible ou élevé. Prière de corriger ou de confirmer avec le QG. Attention ! Le prix unitaire d'achat (25 Fcfa) de Thé en sachet en Paquet (Moyen) est relativement faible par rapport aux autres prix observés dans cette zone. Prière de corriger ou de confirmer avec le QG. Avertissement!!!Le ménage a consommé 75 Kg de taille unique de Riz importé parfumé  ce qui semble incoherent pour une consommation aucours des 7 derniers jours, prière de verifier et corriger.</w:t>
       </w:r>
     </w:p>
     <w:p>
@@ -3945,9 +3920,7 @@
         </w:rPr>
         <w:t xml:space="preserve">- Attention ! Hache/pioche a été revendu à 6000 Fcfa qui est relativement élevé par rapport aux autres prix de revente observés dans cette zone. Prière de corriger ou de confirmer avec le QG. </w:t>
         <w:br/>
-        <w:t xml:space="preserve">- Attention ! Houe/daba/hilaire a été revendu à 4500 Fcfa qui est relativement élevé par rapport aux autres prix de revente observés dans cette zone. Prière de corriger ou de confirmer avec le QG. </w:t>
-        <w:br/>
-        <w:t>- Attention ! Machette a été revendu à 3000 Fcfa qui est relativement élevé par rapport aux autres prix de revente observés dans cette zone. Prière de corriger ou de confirmer avec le QG.</w:t>
+        <w:t>- Attention ! Houe/daba/hilaire a été revendu à 4500 Fcfa qui est relativement élevé par rapport aux autres prix de revente observés dans cette zone. Prière de corriger ou de confirmer avec le QG.</w:t>
       </w:r>
     </w:p>
     <w:p>
@@ -4352,7 +4325,7 @@
         <w:rPr>
           <w:sz w:val="20"/>
         </w:rPr>
-        <w:t>- Attention ! Le prix unitaire d'achat (500 Fcfa) de Lait caillé en Sachets (Moyen) est relativement élevé par rapport aux autres prix observés dans cette zone. Prière de corriger ou de confirmer avec le QG. Avertissement!!! Le ménage a consommé 0.12 Kg taille unique de Lait en poudre, cette quantité semble anormale pour une consommation des 7 derniers jours. prière de corriger ou de confirmer avec le QG. Attention ! Soupçons de quantité anormale! Le ménage de ABDOULAYE  FAYE avec une taille de 4 personnes a consommé .12 Kg en taille unique de Lait en poudre qui est relativement élevé comme consommation par rapport à la condition de vie des autres ménages de même taille dans cette zone. Prière de corriger ou de confirmer avec le QG.</w:t>
+        <w:t>- Attention ! Le prix unitaire d'achat (250 Fcfa) de Banane douce en Tas (Moyen) est relativement faible par rapport aux autres prix observés dans cette zone. Prière de corriger ou de confirmer avec le QG. Attention ! Le prix unitaire d'achat (250 Fcfa) de Orange  en Tas (Moyen) est relativement faible par rapport aux autres prix observés dans cette zone. Prière de corriger ou de confirmer avec le QG. Avertissement!!! Le ménage a consommé 0.12 Kg taille unique de Lait en poudre, cette quantité semble anormale pour une consommation des 7 derniers jours. prière de corriger ou de confirmer avec le QG. Attention ! Soupçons de quantité anormale! Le ménage de ABDOULAYE  FAYE avec une taille de 4 personnes a consommé .12 Kg en taille unique de Lait en poudre qui est relativement élevé comme consommation par rapport à la condition de vie des autres ménages de même taille dans cette zone. Prière de corriger ou de confirmer avec le QG.</w:t>
       </w:r>
     </w:p>
     <w:p>
@@ -4415,7 +4388,7 @@
         <w:rPr>
           <w:sz w:val="20"/>
         </w:rPr>
-        <w:t>- Attention ! Moto/Vélomoteur/Tricycle à moteur a été achété à 80000 Fcfa est relativement faible par rapport aux autres prix d'achat observés dans cette zone. Prière de corriger ou de confirmer avec le QG.</w:t>
+        <w:t>- Attention ! Lit a été achété à 400000 Fcfa est relativement élevé par rapport aux autres prix d'achat observés dans cette zone. Prière de corriger ou de confirmer avec le QG.</w:t>
       </w:r>
     </w:p>
     <w:p>
@@ -4994,7 +4967,7 @@
         <w:rPr>
           <w:sz w:val="20"/>
         </w:rPr>
-        <w:t>- Avertissement!!! Le ménage a consommé 1 Paquet Tres petit de Thé en sachet, cette quantité semble anormale pour une consommation des 7 derniers jours.Prière de corriger ou de confirmer avec le QG. Avertissement!! le prix unitaire (125 Fcfa) de Thé en sachet (unité: Paquet) de taille Tres petit est très faible ou élevé. Prière de corriger ou de confirmer avec le QG. Avertissement!!!Le ménage a consommé 100 Sachets de Petit de Sel  ce qui semble incoherent pour une consommation aucours des 7 derniers jours, prière de verifier et corriger. Avertissement!!! Le ménage a consommé 100 Sachets Petit de Sel, cette quantité semble anormale pour une consommation des 7 derniers jours.Prière de corriger ou de confirmer avec le QG. Incohérence!! Dans ce ménage, chaque individus consomme par jour 44.1219 Kg  de cereale; Prière de revoir les quantités prises de ces produits.</w:t>
+        <w:t>- Attention ! Le prix unitaire d'achat (33.33333 Fcfa) de Oignon frais en Pièce (Petit) est relativement faible par rapport aux autres prix observés dans cette zone. Prière de corriger ou de confirmer avec le QG. Avertissement!!! Le ménage a consommé 1 Paquet Tres petit de Thé en sachet, cette quantité semble anormale pour une consommation des 7 derniers jours.Prière de corriger ou de confirmer avec le QG. Avertissement!! le prix unitaire (125 Fcfa) de Thé en sachet (unité: Paquet) de taille Tres petit est très faible ou élevé. Prière de corriger ou de confirmer avec le QG. Avertissement!!!Le ménage a consommé 100 Sachets de Petit de Sel  ce qui semble incoherent pour une consommation aucours des 7 derniers jours, prière de verifier et corriger. Avertissement!!! Le ménage a consommé 100 Sachets Petit de Sel, cette quantité semble anormale pour une consommation des 7 derniers jours.Prière de corriger ou de confirmer avec le QG. Incohérence!! Dans ce ménage, chaque individus consomme par jour 76.33024 Kg  de cereale; Prière de revoir les quantités prises de ces produits. Attention ! Le prix unitaire d'achat (18000 Fcfa) de Riz importé parfumé en Sac (50 Kg) (taille unique) est relativement élevé par rapport aux autres prix observés dans cette zone. Prière de corriger ou de confirmer avec le QG.</w:t>
       </w:r>
     </w:p>
     <w:p>
@@ -5099,8 +5072,6 @@
         <w:rPr>
           <w:sz w:val="20"/>
         </w:rPr>
-        <w:t xml:space="preserve">- Attention ! Foyers améliorés a été revendu à 2500 Fcfa qui est relativement faible par rapport aux autres prix de revente observés dans cette zone. Prière de corriger ou de confirmer avec le QG. </w:t>
-        <w:br/>
         <w:t>- Le prix de revente de l'article  Tapis ne doit pas être égal 0 même si le ménage l'a reçu en cadeau prière de leurs aider à faire une estimations.</w:t>
       </w:r>
     </w:p>
@@ -5143,7 +5114,7 @@
         <w:rPr>
           <w:sz w:val="20"/>
         </w:rPr>
-        <w:t>- Attention ! Herse a été revendu à 3000 Fcfa qui est relativement élevé par rapport aux autres prix de revente observés dans cette zone. Prière de corriger ou de confirmer avec le QG.</w:t>
+        <w:t>- Attention ! Herse a été achété à 3000 Fcfa est relativement élevé par rapport aux autres prix d'achat observés dans cette zone. Prière de corriger ou de confirmer avec le QG. Attention ! Herse a été revendu à 3000 Fcfa qui est relativement élevé par rapport aux autres prix de revente observés dans cette zone. Prière de corriger ou de confirmer avec le QG.</w:t>
       </w:r>
     </w:p>
     <w:p>
@@ -5500,8 +5471,6 @@
         <w:rPr>
           <w:sz w:val="20"/>
         </w:rPr>
-        <w:t xml:space="preserve">- Attention ! Le montant (2500 Fcfa) dépensé ou reçu en cadeau pour les cartes prépayées, les transferts de crédit et les abonnements de  BOUBACAR FATY est relativement élevé par rapport aux autres montants depansés observés dans cette zone. Prière de corriger ou de confirmer avec le QG. </w:t>
-        <w:br/>
         <w:t>- Incoherence! FANSEYNI  KOTE dispose d'un téléphone portable à s01q39, donc la raison évoquée ne peut pas être (ne dispose pas d'appareil).</w:t>
       </w:r>
     </w:p>
@@ -6282,13 +6251,9 @@
         <w:rPr>
           <w:sz w:val="20"/>
         </w:rPr>
-        <w:t xml:space="preserve">- Attention ! Congélateur a été revendu à 250000 Fcfa qui est relativement élevé par rapport aux autres prix de revente observés dans cette zone. Prière de corriger ou de confirmer avec le QG. </w:t>
-        <w:br/>
-        <w:t xml:space="preserve">- Attention ! Mixeur/Presse-fruits non électrique a été revendu à 50000 Fcfa qui est relativement élevé par rapport aux autres prix de revente observés dans cette zone. Prière de corriger ou de confirmer avec le QG. </w:t>
-        <w:br/>
         <w:t xml:space="preserve">- Attention ! Tablette a été revendu à 60000 Fcfa qui est relativement élevé par rapport aux autres prix de revente observés dans cette zone. Prière de corriger ou de confirmer avec le QG. </w:t>
         <w:br/>
-        <w:t>- Attention ! Tapis a été revendu à 8000 Fcfa qui est relativement élevé par rapport aux autres prix de revente observés dans cette zone. Prière de corriger ou de confirmer avec le QG.</w:t>
+        <w:t>- Attention ! Ventilateur sur pied a été revendu à 25000 Fcfa qui est relativement élevé par rapport aux autres prix de revente observés dans cette zone. Prière de corriger ou de confirmer avec le QG.</w:t>
       </w:r>
     </w:p>
     <w:p>
@@ -6758,7 +6723,7 @@
         <w:rPr>
           <w:sz w:val="20"/>
         </w:rPr>
-        <w:t>- Attention ! Le prix unitaire d'achat (200 Fcfa) de Beignets de farine de boulangerie en Sachets (Moyen) est relativement élevé par rapport aux autres prix observés dans cette zone. Prière de corriger ou de confirmer avec le QG. Avertissement!!! Le ménage a consommé 7 Paquet Petit de Thé en sachet, cette quantité semble anormale pour une consommation des 7 derniers jours.Prière de corriger ou de confirmer avec le QG. Avertissement!! le prix unitaire (100 Fcfa) de Thé en sachet (unité: Paquet) de taille Petit est très faible ou élevé. Prière de corriger ou de confirmer avec le QG. Incohérence!! Dans ce ménage, chaque individus consomme par jour 50.6125 Kg  de cereale; Prière de revoir les quantités prises de ces produits.</w:t>
+        <w:t>- Attention ! Le prix unitaire d'achat (200 Fcfa) de Beignets de farine de boulangerie en Sachets (Moyen) est relativement élevé par rapport aux autres prix observés dans cette zone. Prière de corriger ou de confirmer avec le QG. Avertissement!!! Le ménage a consommé 7 Paquet Petit de Thé en sachet, cette quantité semble anormale pour une consommation des 7 derniers jours.Prière de corriger ou de confirmer avec le QG. Avertissement!! le prix unitaire (100 Fcfa) de Thé en sachet (unité: Paquet) de taille Petit est très faible ou élevé. Prière de corriger ou de confirmer avec le QG. Incohérence!! Dans ce ménage, chaque individus consomme par jour 93.23214 Kg  de cereale; Prière de revoir les quantités prises de ces produits.</w:t>
       </w:r>
     </w:p>
     <w:p>
@@ -7270,7 +7235,7 @@
         <w:rPr>
           <w:sz w:val="20"/>
         </w:rPr>
-        <w:t>- Attention ! Le prix unitaire d'achat (50 Fcfa) de Cube alimentaire (Maggi, Jumbo, ) en Cube (Moyen) est relativement élevé par rapport aux autres prix observés dans cette zone. Prière de corriger ou de confirmer avec le QG.</w:t>
+        <w:t>- Attention ! Le prix unitaire d'achat (200 Fcfa) de Mâchoiron Frais en Tas (Petit) est relativement faible par rapport aux autres prix observés dans cette zone. Prière de corriger ou de confirmer avec le QG. Attention ! Le prix unitaire d'achat (300 Fcfa) de Banane douce en Tas (Moyen) est relativement faible par rapport aux autres prix observés dans cette zone. Prière de corriger ou de confirmer avec le QG. Attention ! Le prix unitaire d'achat (50 Fcfa) de Cube alimentaire (Maggi, Jumbo, ) en Cube (Moyen) est relativement élevé par rapport aux autres prix observés dans cette zone. Prière de corriger ou de confirmer avec le QG.</w:t>
       </w:r>
     </w:p>
     <w:p>
@@ -7418,27 +7383,6 @@
           <w:sz w:val="20"/>
         </w:rPr>
         <w:t>- Attention ! Le ménage a vendu  3 Poules / poulets à 7500 donc un prix unitaire d'achat (2500 Fcfa) qui  est relativement faible par rapport aux autres prix observés dans cette zone. Prière de corriger ou de confirmer avec le QG.</w:t>
-      </w:r>
-    </w:p>
-    <w:p>
-      <w:r>
-        <w:rPr>
-          <w:b/>
-          <w:color w:val="4672C4"/>
-          <w:sz w:val="22"/>
-        </w:rPr>
-        <w:t>&gt;&gt; Section19 - Equipements agricoles</w:t>
-      </w:r>
-    </w:p>
-    <w:p>
-      <w:pPr>
-        <w:ind w:left="283"/>
-      </w:pPr>
-      <w:r>
-        <w:rPr>
-          <w:sz w:val="20"/>
-        </w:rPr>
-        <w:t>- Attention ! Machette a été revendu à 4000 Fcfa qui est relativement élevé par rapport aux autres prix de revente observés dans cette zone. Prière de corriger ou de confirmer avec le QG.</w:t>
       </w:r>
     </w:p>
     <w:p>
@@ -7925,19 +7869,15 @@
         <w:rPr>
           <w:sz w:val="20"/>
         </w:rPr>
-        <w:t xml:space="preserve">- Attention ! Appareil TV a été revendu à 150000 Fcfa qui est relativement élevé par rapport aux autres prix de revente observés dans cette zone. Prière de corriger ou de confirmer avec le QG. </w:t>
+        <w:t xml:space="preserve">- Attention ! Appareil TV a été achété à 200000 Fcfa est relativement élevé par rapport aux autres prix d'achat observés dans cette zone. Prière de corriger ou de confirmer avec le QG. Attention ! Appareil TV a été revendu à 150000 Fcfa qui est relativement élevé par rapport aux autres prix de revente observés dans cette zone. Prière de corriger ou de confirmer avec le QG. </w:t>
         <w:br/>
         <w:t xml:space="preserve">- Attention ! Bicyclette, vélo de course a été revendu à 50000 Fcfa qui est relativement élevé par rapport aux autres prix de revente observés dans cette zone. Prière de corriger ou de confirmer avec le QG. </w:t>
         <w:br/>
         <w:t xml:space="preserve">- Attention ! Bonbonne de gaz a été achété à 22500 Fcfa est relativement élevé par rapport aux autres prix d'achat observés dans cette zone. Prière de corriger ou de confirmer avec le QG. </w:t>
         <w:br/>
-        <w:t xml:space="preserve">- Attention ! Congélateur a été revendu à 200000 Fcfa qui est relativement élevé par rapport aux autres prix de revente observés dans cette zone. Prière de corriger ou de confirmer avec le QG. </w:t>
-        <w:br/>
         <w:t xml:space="preserve">- Attention ! Radio simple/Radiocassette a été achété à 35000 Fcfa est relativement élevé par rapport aux autres prix d'achat observés dans cette zone. Prière de corriger ou de confirmer avec le QG. Attention ! Radio simple/Radiocassette a été revendu à 25000 Fcfa qui est relativement élevé par rapport aux autres prix de revente observés dans cette zone. Prière de corriger ou de confirmer avec le QG. </w:t>
         <w:br/>
-        <w:t xml:space="preserve">- Attention ! Tapis a été revendu à 2000 Fcfa qui est relativement faible par rapport aux autres prix de revente observés dans cette zone. Prière de corriger ou de confirmer avec le QG. </w:t>
-        <w:br/>
-        <w:t>- Attention ! Téléphone portable a été achété à 125000 Fcfa est relativement élevé par rapport aux autres prix d'achat observés dans cette zone. Prière de corriger ou de confirmer avec le QG. Attention ! Téléphone portable a été revendu à 100000 Fcfa qui est relativement élevé par rapport aux autres prix de revente observés dans cette zone. Prière de corriger ou de confirmer avec le QG.</w:t>
+        <w:t>- Attention ! Réfrigérateur a été revendu à 300000 Fcfa qui est relativement élevé par rapport aux autres prix de revente observés dans cette zone. Prière de corriger ou de confirmer avec le QG.</w:t>
       </w:r>
     </w:p>
     <w:p>
